--- a/week7/AI_support/quiz 3.docx
+++ b/week7/AI_support/quiz 3.docx
@@ -23,7 +23,6 @@
       <w:pPr>
         <w:jc w:val="center"/>
         <w:rPr>
-          <w:rFonts w:hint="eastAsia"/>
           <w:b/>
           <w:bCs/>
         </w:rPr>
@@ -32,6 +31,7 @@
         <w:rPr>
           <w:b/>
           <w:bCs/>
+          <w:noProof/>
         </w:rPr>
         <w:drawing>
           <wp:inline distT="0" distB="0" distL="0" distR="0" wp14:anchorId="27A1AF57" wp14:editId="237A8FD7">
@@ -76,10 +76,20 @@
           </wp:inline>
         </w:drawing>
       </w:r>
+    </w:p>
+    <w:p>
+      <w:pPr>
+        <w:jc w:val="center"/>
+        <w:rPr>
+          <w:b/>
+          <w:bCs/>
+        </w:rPr>
+      </w:pPr>
       <w:r>
         <w:rPr>
           <w:b/>
           <w:bCs/>
+          <w:noProof/>
         </w:rPr>
         <w:drawing>
           <wp:inline distT="0" distB="0" distL="0" distR="0" wp14:anchorId="6858A624" wp14:editId="6A401682">
@@ -124,10 +134,20 @@
           </wp:inline>
         </w:drawing>
       </w:r>
+    </w:p>
+    <w:p>
+      <w:pPr>
+        <w:jc w:val="center"/>
+        <w:rPr>
+          <w:b/>
+          <w:bCs/>
+        </w:rPr>
+      </w:pPr>
       <w:r>
         <w:rPr>
           <w:b/>
           <w:bCs/>
+          <w:noProof/>
         </w:rPr>
         <w:drawing>
           <wp:inline distT="0" distB="0" distL="0" distR="0" wp14:anchorId="5132A981" wp14:editId="4C879FE1">
@@ -177,7 +197,6 @@
       <w:pPr>
         <w:jc w:val="center"/>
         <w:rPr>
-          <w:rFonts w:hint="eastAsia"/>
           <w:b/>
           <w:bCs/>
         </w:rPr>
@@ -190,6 +209,510 @@
         </w:rPr>
         <w:t>進階</w:t>
       </w:r>
+    </w:p>
+    <w:p>
+      <w:pPr>
+        <w:jc w:val="center"/>
+        <w:rPr>
+          <w:b/>
+          <w:bCs/>
+        </w:rPr>
+      </w:pPr>
+      <w:r>
+        <w:rPr>
+          <w:b/>
+          <w:bCs/>
+        </w:rPr>
+        <w:drawing>
+          <wp:inline distT="0" distB="0" distL="0" distR="0" wp14:anchorId="3117D6CB" wp14:editId="07739EE4">
+            <wp:extent cx="4320000" cy="1999807"/>
+            <wp:effectExtent l="0" t="0" r="4445" b="635"/>
+            <wp:docPr id="4" name="圖片 4"/>
+            <wp:cNvGraphicFramePr>
+              <a:graphicFrameLocks xmlns:a="http://schemas.openxmlformats.org/drawingml/2006/main" noChangeAspect="1"/>
+            </wp:cNvGraphicFramePr>
+            <a:graphic xmlns:a="http://schemas.openxmlformats.org/drawingml/2006/main">
+              <a:graphicData uri="http://schemas.openxmlformats.org/drawingml/2006/picture">
+                <pic:pic xmlns:pic="http://schemas.openxmlformats.org/drawingml/2006/picture">
+                  <pic:nvPicPr>
+                    <pic:cNvPr id="1" name=""/>
+                    <pic:cNvPicPr/>
+                  </pic:nvPicPr>
+                  <pic:blipFill>
+                    <a:blip r:embed="rId7"/>
+                    <a:stretch>
+                      <a:fillRect/>
+                    </a:stretch>
+                  </pic:blipFill>
+                  <pic:spPr>
+                    <a:xfrm>
+                      <a:off x="0" y="0"/>
+                      <a:ext cx="4320000" cy="1999807"/>
+                    </a:xfrm>
+                    <a:prstGeom prst="rect">
+                      <a:avLst/>
+                    </a:prstGeom>
+                  </pic:spPr>
+                </pic:pic>
+              </a:graphicData>
+            </a:graphic>
+          </wp:inline>
+        </w:drawing>
+      </w:r>
+      <w:r>
+        <w:rPr>
+          <w:b/>
+          <w:bCs/>
+        </w:rPr>
+        <w:lastRenderedPageBreak/>
+        <w:drawing>
+          <wp:inline distT="0" distB="0" distL="0" distR="0" wp14:anchorId="1DA948EB" wp14:editId="07F1BAF5">
+            <wp:extent cx="4320000" cy="2545919"/>
+            <wp:effectExtent l="0" t="0" r="4445" b="6985"/>
+            <wp:docPr id="5" name="圖片 5"/>
+            <wp:cNvGraphicFramePr>
+              <a:graphicFrameLocks xmlns:a="http://schemas.openxmlformats.org/drawingml/2006/main" noChangeAspect="1"/>
+            </wp:cNvGraphicFramePr>
+            <a:graphic xmlns:a="http://schemas.openxmlformats.org/drawingml/2006/main">
+              <a:graphicData uri="http://schemas.openxmlformats.org/drawingml/2006/picture">
+                <pic:pic xmlns:pic="http://schemas.openxmlformats.org/drawingml/2006/picture">
+                  <pic:nvPicPr>
+                    <pic:cNvPr id="1" name=""/>
+                    <pic:cNvPicPr/>
+                  </pic:nvPicPr>
+                  <pic:blipFill>
+                    <a:blip r:embed="rId8"/>
+                    <a:stretch>
+                      <a:fillRect/>
+                    </a:stretch>
+                  </pic:blipFill>
+                  <pic:spPr>
+                    <a:xfrm>
+                      <a:off x="0" y="0"/>
+                      <a:ext cx="4320000" cy="2545919"/>
+                    </a:xfrm>
+                    <a:prstGeom prst="rect">
+                      <a:avLst/>
+                    </a:prstGeom>
+                  </pic:spPr>
+                </pic:pic>
+              </a:graphicData>
+            </a:graphic>
+          </wp:inline>
+        </w:drawing>
+      </w:r>
+    </w:p>
+    <w:p>
+      <w:pPr>
+        <w:jc w:val="center"/>
+        <w:rPr>
+          <w:b/>
+          <w:bCs/>
+        </w:rPr>
+      </w:pPr>
+      <w:r>
+        <w:rPr>
+          <w:b/>
+          <w:bCs/>
+        </w:rPr>
+        <w:drawing>
+          <wp:inline distT="0" distB="0" distL="0" distR="0" wp14:anchorId="21E57FA4" wp14:editId="06133C81">
+            <wp:extent cx="4320000" cy="2061700"/>
+            <wp:effectExtent l="0" t="0" r="4445" b="0"/>
+            <wp:docPr id="6" name="圖片 6"/>
+            <wp:cNvGraphicFramePr>
+              <a:graphicFrameLocks xmlns:a="http://schemas.openxmlformats.org/drawingml/2006/main" noChangeAspect="1"/>
+            </wp:cNvGraphicFramePr>
+            <a:graphic xmlns:a="http://schemas.openxmlformats.org/drawingml/2006/main">
+              <a:graphicData uri="http://schemas.openxmlformats.org/drawingml/2006/picture">
+                <pic:pic xmlns:pic="http://schemas.openxmlformats.org/drawingml/2006/picture">
+                  <pic:nvPicPr>
+                    <pic:cNvPr id="1" name=""/>
+                    <pic:cNvPicPr/>
+                  </pic:nvPicPr>
+                  <pic:blipFill>
+                    <a:blip r:embed="rId9"/>
+                    <a:stretch>
+                      <a:fillRect/>
+                    </a:stretch>
+                  </pic:blipFill>
+                  <pic:spPr>
+                    <a:xfrm>
+                      <a:off x="0" y="0"/>
+                      <a:ext cx="4320000" cy="2061700"/>
+                    </a:xfrm>
+                    <a:prstGeom prst="rect">
+                      <a:avLst/>
+                    </a:prstGeom>
+                  </pic:spPr>
+                </pic:pic>
+              </a:graphicData>
+            </a:graphic>
+          </wp:inline>
+        </w:drawing>
+      </w:r>
+    </w:p>
+    <w:p>
+      <w:pPr>
+        <w:jc w:val="center"/>
+        <w:rPr>
+          <w:b/>
+          <w:bCs/>
+        </w:rPr>
+      </w:pPr>
+      <w:r>
+        <w:rPr>
+          <w:b/>
+          <w:bCs/>
+        </w:rPr>
+        <w:drawing>
+          <wp:inline distT="0" distB="0" distL="0" distR="0" wp14:anchorId="0BA64D0E" wp14:editId="7AFCCF5C">
+            <wp:extent cx="4320000" cy="1695545"/>
+            <wp:effectExtent l="0" t="0" r="4445" b="0"/>
+            <wp:docPr id="7" name="圖片 7"/>
+            <wp:cNvGraphicFramePr>
+              <a:graphicFrameLocks xmlns:a="http://schemas.openxmlformats.org/drawingml/2006/main" noChangeAspect="1"/>
+            </wp:cNvGraphicFramePr>
+            <a:graphic xmlns:a="http://schemas.openxmlformats.org/drawingml/2006/main">
+              <a:graphicData uri="http://schemas.openxmlformats.org/drawingml/2006/picture">
+                <pic:pic xmlns:pic="http://schemas.openxmlformats.org/drawingml/2006/picture">
+                  <pic:nvPicPr>
+                    <pic:cNvPr id="1" name=""/>
+                    <pic:cNvPicPr/>
+                  </pic:nvPicPr>
+                  <pic:blipFill>
+                    <a:blip r:embed="rId10"/>
+                    <a:stretch>
+                      <a:fillRect/>
+                    </a:stretch>
+                  </pic:blipFill>
+                  <pic:spPr>
+                    <a:xfrm>
+                      <a:off x="0" y="0"/>
+                      <a:ext cx="4320000" cy="1695545"/>
+                    </a:xfrm>
+                    <a:prstGeom prst="rect">
+                      <a:avLst/>
+                    </a:prstGeom>
+                  </pic:spPr>
+                </pic:pic>
+              </a:graphicData>
+            </a:graphic>
+          </wp:inline>
+        </w:drawing>
+      </w:r>
+    </w:p>
+    <w:p>
+      <w:pPr>
+        <w:jc w:val="center"/>
+        <w:rPr>
+          <w:b/>
+          <w:bCs/>
+        </w:rPr>
+      </w:pPr>
+      <w:r>
+        <w:rPr>
+          <w:b/>
+          <w:bCs/>
+        </w:rPr>
+        <w:drawing>
+          <wp:inline distT="0" distB="0" distL="0" distR="0" wp14:anchorId="4599CC66" wp14:editId="3C30ED5C">
+            <wp:extent cx="4320000" cy="1678382"/>
+            <wp:effectExtent l="0" t="0" r="4445" b="0"/>
+            <wp:docPr id="8" name="圖片 8"/>
+            <wp:cNvGraphicFramePr>
+              <a:graphicFrameLocks xmlns:a="http://schemas.openxmlformats.org/drawingml/2006/main" noChangeAspect="1"/>
+            </wp:cNvGraphicFramePr>
+            <a:graphic xmlns:a="http://schemas.openxmlformats.org/drawingml/2006/main">
+              <a:graphicData uri="http://schemas.openxmlformats.org/drawingml/2006/picture">
+                <pic:pic xmlns:pic="http://schemas.openxmlformats.org/drawingml/2006/picture">
+                  <pic:nvPicPr>
+                    <pic:cNvPr id="1" name=""/>
+                    <pic:cNvPicPr/>
+                  </pic:nvPicPr>
+                  <pic:blipFill>
+                    <a:blip r:embed="rId11"/>
+                    <a:stretch>
+                      <a:fillRect/>
+                    </a:stretch>
+                  </pic:blipFill>
+                  <pic:spPr>
+                    <a:xfrm>
+                      <a:off x="0" y="0"/>
+                      <a:ext cx="4320000" cy="1678382"/>
+                    </a:xfrm>
+                    <a:prstGeom prst="rect">
+                      <a:avLst/>
+                    </a:prstGeom>
+                  </pic:spPr>
+                </pic:pic>
+              </a:graphicData>
+            </a:graphic>
+          </wp:inline>
+        </w:drawing>
+      </w:r>
+    </w:p>
+    <w:p>
+      <w:pPr>
+        <w:jc w:val="center"/>
+        <w:rPr>
+          <w:b/>
+          <w:bCs/>
+        </w:rPr>
+      </w:pPr>
+      <w:r>
+        <w:rPr>
+          <w:b/>
+          <w:bCs/>
+        </w:rPr>
+        <w:lastRenderedPageBreak/>
+        <w:drawing>
+          <wp:inline distT="0" distB="0" distL="0" distR="0" wp14:anchorId="408FB462" wp14:editId="4626AAE2">
+            <wp:extent cx="4320000" cy="2680626"/>
+            <wp:effectExtent l="0" t="0" r="4445" b="5715"/>
+            <wp:docPr id="9" name="圖片 9"/>
+            <wp:cNvGraphicFramePr>
+              <a:graphicFrameLocks xmlns:a="http://schemas.openxmlformats.org/drawingml/2006/main" noChangeAspect="1"/>
+            </wp:cNvGraphicFramePr>
+            <a:graphic xmlns:a="http://schemas.openxmlformats.org/drawingml/2006/main">
+              <a:graphicData uri="http://schemas.openxmlformats.org/drawingml/2006/picture">
+                <pic:pic xmlns:pic="http://schemas.openxmlformats.org/drawingml/2006/picture">
+                  <pic:nvPicPr>
+                    <pic:cNvPr id="1" name=""/>
+                    <pic:cNvPicPr/>
+                  </pic:nvPicPr>
+                  <pic:blipFill>
+                    <a:blip r:embed="rId12"/>
+                    <a:stretch>
+                      <a:fillRect/>
+                    </a:stretch>
+                  </pic:blipFill>
+                  <pic:spPr>
+                    <a:xfrm>
+                      <a:off x="0" y="0"/>
+                      <a:ext cx="4320000" cy="2680626"/>
+                    </a:xfrm>
+                    <a:prstGeom prst="rect">
+                      <a:avLst/>
+                    </a:prstGeom>
+                  </pic:spPr>
+                </pic:pic>
+              </a:graphicData>
+            </a:graphic>
+          </wp:inline>
+        </w:drawing>
+      </w:r>
+    </w:p>
+    <w:p>
+      <w:pPr>
+        <w:jc w:val="center"/>
+        <w:rPr>
+          <w:b/>
+          <w:bCs/>
+        </w:rPr>
+      </w:pPr>
+      <w:r>
+        <w:rPr>
+          <w:b/>
+          <w:bCs/>
+        </w:rPr>
+        <w:drawing>
+          <wp:inline distT="0" distB="0" distL="0" distR="0" wp14:anchorId="13E6A3AC" wp14:editId="2B3D0BE1">
+            <wp:extent cx="4320000" cy="1643535"/>
+            <wp:effectExtent l="0" t="0" r="4445" b="0"/>
+            <wp:docPr id="11" name="圖片 11"/>
+            <wp:cNvGraphicFramePr>
+              <a:graphicFrameLocks xmlns:a="http://schemas.openxmlformats.org/drawingml/2006/main" noChangeAspect="1"/>
+            </wp:cNvGraphicFramePr>
+            <a:graphic xmlns:a="http://schemas.openxmlformats.org/drawingml/2006/main">
+              <a:graphicData uri="http://schemas.openxmlformats.org/drawingml/2006/picture">
+                <pic:pic xmlns:pic="http://schemas.openxmlformats.org/drawingml/2006/picture">
+                  <pic:nvPicPr>
+                    <pic:cNvPr id="1" name=""/>
+                    <pic:cNvPicPr/>
+                  </pic:nvPicPr>
+                  <pic:blipFill>
+                    <a:blip r:embed="rId13"/>
+                    <a:stretch>
+                      <a:fillRect/>
+                    </a:stretch>
+                  </pic:blipFill>
+                  <pic:spPr>
+                    <a:xfrm>
+                      <a:off x="0" y="0"/>
+                      <a:ext cx="4320000" cy="1643535"/>
+                    </a:xfrm>
+                    <a:prstGeom prst="rect">
+                      <a:avLst/>
+                    </a:prstGeom>
+                  </pic:spPr>
+                </pic:pic>
+              </a:graphicData>
+            </a:graphic>
+          </wp:inline>
+        </w:drawing>
+      </w:r>
+    </w:p>
+    <w:p>
+      <w:pPr>
+        <w:jc w:val="center"/>
+        <w:rPr>
+          <w:b/>
+          <w:bCs/>
+        </w:rPr>
+      </w:pPr>
+      <w:r>
+        <w:rPr>
+          <w:b/>
+          <w:bCs/>
+        </w:rPr>
+        <w:drawing>
+          <wp:inline distT="0" distB="0" distL="0" distR="0" wp14:anchorId="0148560B" wp14:editId="22FB1F83">
+            <wp:extent cx="4320000" cy="1536913"/>
+            <wp:effectExtent l="0" t="0" r="4445" b="6350"/>
+            <wp:docPr id="12" name="圖片 12"/>
+            <wp:cNvGraphicFramePr>
+              <a:graphicFrameLocks xmlns:a="http://schemas.openxmlformats.org/drawingml/2006/main" noChangeAspect="1"/>
+            </wp:cNvGraphicFramePr>
+            <a:graphic xmlns:a="http://schemas.openxmlformats.org/drawingml/2006/main">
+              <a:graphicData uri="http://schemas.openxmlformats.org/drawingml/2006/picture">
+                <pic:pic xmlns:pic="http://schemas.openxmlformats.org/drawingml/2006/picture">
+                  <pic:nvPicPr>
+                    <pic:cNvPr id="1" name=""/>
+                    <pic:cNvPicPr/>
+                  </pic:nvPicPr>
+                  <pic:blipFill>
+                    <a:blip r:embed="rId14"/>
+                    <a:stretch>
+                      <a:fillRect/>
+                    </a:stretch>
+                  </pic:blipFill>
+                  <pic:spPr>
+                    <a:xfrm>
+                      <a:off x="0" y="0"/>
+                      <a:ext cx="4320000" cy="1536913"/>
+                    </a:xfrm>
+                    <a:prstGeom prst="rect">
+                      <a:avLst/>
+                    </a:prstGeom>
+                  </pic:spPr>
+                </pic:pic>
+              </a:graphicData>
+            </a:graphic>
+          </wp:inline>
+        </w:drawing>
+      </w:r>
+    </w:p>
+    <w:p>
+      <w:pPr>
+        <w:jc w:val="center"/>
+        <w:rPr>
+          <w:b/>
+          <w:bCs/>
+        </w:rPr>
+      </w:pPr>
+      <w:r>
+        <w:rPr>
+          <w:b/>
+          <w:bCs/>
+        </w:rPr>
+        <w:drawing>
+          <wp:inline distT="0" distB="0" distL="0" distR="0" wp14:anchorId="7766074A" wp14:editId="2A320455">
+            <wp:extent cx="4320000" cy="1206126"/>
+            <wp:effectExtent l="0" t="0" r="4445" b="0"/>
+            <wp:docPr id="13" name="圖片 13"/>
+            <wp:cNvGraphicFramePr>
+              <a:graphicFrameLocks xmlns:a="http://schemas.openxmlformats.org/drawingml/2006/main" noChangeAspect="1"/>
+            </wp:cNvGraphicFramePr>
+            <a:graphic xmlns:a="http://schemas.openxmlformats.org/drawingml/2006/main">
+              <a:graphicData uri="http://schemas.openxmlformats.org/drawingml/2006/picture">
+                <pic:pic xmlns:pic="http://schemas.openxmlformats.org/drawingml/2006/picture">
+                  <pic:nvPicPr>
+                    <pic:cNvPr id="1" name=""/>
+                    <pic:cNvPicPr/>
+                  </pic:nvPicPr>
+                  <pic:blipFill>
+                    <a:blip r:embed="rId15"/>
+                    <a:stretch>
+                      <a:fillRect/>
+                    </a:stretch>
+                  </pic:blipFill>
+                  <pic:spPr>
+                    <a:xfrm>
+                      <a:off x="0" y="0"/>
+                      <a:ext cx="4320000" cy="1206126"/>
+                    </a:xfrm>
+                    <a:prstGeom prst="rect">
+                      <a:avLst/>
+                    </a:prstGeom>
+                  </pic:spPr>
+                </pic:pic>
+              </a:graphicData>
+            </a:graphic>
+          </wp:inline>
+        </w:drawing>
+      </w:r>
+    </w:p>
+    <w:p>
+      <w:pPr>
+        <w:jc w:val="center"/>
+        <w:rPr>
+          <w:b/>
+          <w:bCs/>
+        </w:rPr>
+      </w:pPr>
+      <w:r>
+        <w:rPr>
+          <w:b/>
+          <w:bCs/>
+        </w:rPr>
+        <w:lastRenderedPageBreak/>
+        <w:drawing>
+          <wp:inline distT="0" distB="0" distL="0" distR="0" wp14:anchorId="37EE80D1" wp14:editId="78E6A988">
+            <wp:extent cx="4320000" cy="1554077"/>
+            <wp:effectExtent l="0" t="0" r="4445" b="8255"/>
+            <wp:docPr id="14" name="圖片 14"/>
+            <wp:cNvGraphicFramePr>
+              <a:graphicFrameLocks xmlns:a="http://schemas.openxmlformats.org/drawingml/2006/main" noChangeAspect="1"/>
+            </wp:cNvGraphicFramePr>
+            <a:graphic xmlns:a="http://schemas.openxmlformats.org/drawingml/2006/main">
+              <a:graphicData uri="http://schemas.openxmlformats.org/drawingml/2006/picture">
+                <pic:pic xmlns:pic="http://schemas.openxmlformats.org/drawingml/2006/picture">
+                  <pic:nvPicPr>
+                    <pic:cNvPr id="1" name=""/>
+                    <pic:cNvPicPr/>
+                  </pic:nvPicPr>
+                  <pic:blipFill>
+                    <a:blip r:embed="rId16"/>
+                    <a:stretch>
+                      <a:fillRect/>
+                    </a:stretch>
+                  </pic:blipFill>
+                  <pic:spPr>
+                    <a:xfrm>
+                      <a:off x="0" y="0"/>
+                      <a:ext cx="4320000" cy="1554077"/>
+                    </a:xfrm>
+                    <a:prstGeom prst="rect">
+                      <a:avLst/>
+                    </a:prstGeom>
+                  </pic:spPr>
+                </pic:pic>
+              </a:graphicData>
+            </a:graphic>
+          </wp:inline>
+        </w:drawing>
+      </w:r>
+    </w:p>
+    <w:p>
+      <w:pPr>
+        <w:jc w:val="center"/>
+        <w:rPr>
+          <w:rFonts w:hint="eastAsia"/>
+          <w:b/>
+          <w:bCs/>
+        </w:rPr>
+      </w:pPr>
     </w:p>
     <w:sectPr>
       <w:pgSz w:w="11906" w:h="16838"/>
